--- a/docs/hw5/ДЗ5_отчёт.docx
+++ b/docs/hw5/ДЗ5_отчёт.docx
@@ -9991,7 +9991,7 @@
               <w:rPr>
                 <w:sz w:val="19"/>
               </w:rPr>
-              <w:t xml:space="preserve">70 из 70 ✅</w:t>
+              <w:t xml:space="preserve">70 из 70 ✅ — на локальной копии и на сервере Supabase</w:t>
             </w:r>
           </w:p>
         </w:tc>
@@ -17390,7 +17390,7 @@
     </w:p>
     <w:bookmarkEnd w:id="83"/>
     <w:bookmarkEnd w:id="84"/>
-    <w:bookmarkStart w:id="91" w:name="приложение-г-тестирование-api"/>
+    <w:bookmarkStart w:id="110" w:name="приложение-г-тестирование-api"/>
     <w:p>
       <w:pPr>
         <w:pStyle w:val="Heading1"/>
@@ -17665,7 +17665,7 @@
               <w:rPr>
                 <w:sz w:val="19"/>
               </w:rPr>
-              <w:t xml:space="preserve">70 из 70 ✅</w:t>
+              <w:t xml:space="preserve">70 из 70 ✅ локально и на сервере Supabase</w:t>
             </w:r>
           </w:p>
         </w:tc>
@@ -17748,7 +17748,7 @@
       </w:tr>
     </w:tbl>
     <w:bookmarkEnd w:id="85"/>
-    <w:bookmarkStart w:id="88" w:name="уровень-2-скрипт-проверки-api"/>
+    <w:bookmarkStart w:id="107" w:name="уровень-2-скрипт-проверки-api"/>
     <w:p>
       <w:pPr>
         <w:pStyle w:val="Heading3"/>
@@ -25470,13 +25470,13 @@
       </w:r>
     </w:p>
     <w:bookmarkEnd w:id="86"/>
-    <w:bookmarkStart w:id="87" w:name="что-выяснилось-при-составлении-тестов"/>
+    <w:bookmarkStart w:id="105" w:name="запуск-на-настоящем-сервере-supabase"/>
     <w:p>
       <w:pPr>
         <w:pStyle w:val="Heading4"/>
       </w:pPr>
       <w:r>
-        <w:t xml:space="preserve">Что выяснилось при составлении тестов</w:t>
+        <w:t xml:space="preserve">Запуск на настоящем сервере Supabase</w:t>
       </w:r>
     </w:p>
     <w:p>
@@ -25484,28 +25484,7 @@
         <w:pStyle w:val="FirstParagraph"/>
       </w:pPr>
       <w:r>
-        <w:t xml:space="preserve">Сначала проверки 3 и 59 ожидали ошибку</w:t>
-      </w:r>
-      <w:r>
-        <w:t xml:space="preserve"> </w:t>
-      </w:r>
-      <w:r>
-        <w:rPr>
-          <w:rStyle w:val="VerbatimChar"/>
-        </w:rPr>
-        <w:t xml:space="preserve">P0403</w:t>
-      </w:r>
-      <w:r>
-        <w:t xml:space="preserve"> </w:t>
-      </w:r>
-      <w:r>
-        <w:t xml:space="preserve">для пользователя без семьи, а сервер вернул</w:t>
-      </w:r>
-      <w:r>
-        <w:t xml:space="preserve"> </w:t>
-      </w:r>
-      <w:r>
-        <w:t xml:space="preserve">пустой список. Это не ошибка сервера, а неверное ожидание: функции</w:t>
+        <w:t xml:space="preserve">Владелец продукта выполнил скрипт в SQL Editor проекта 17.10.2026:</w:t>
       </w:r>
       <w:r>
         <w:t xml:space="preserve"> </w:t>
@@ -25515,34 +25494,457 @@
           <w:bCs/>
           <w:b/>
         </w:rPr>
-        <w:t xml:space="preserve">чтения</w:t>
-      </w:r>
-      <w:r>
-        <w:t xml:space="preserve"> </w:t>
-      </w:r>
-      <w:r>
-        <w:t xml:space="preserve">работают с</w:t>
-      </w:r>
-      <w:r>
-        <w:t xml:space="preserve"> </w:t>
-      </w:r>
-      <w:r>
-        <w:t xml:space="preserve">правами самого пользователя (</w:t>
+        <w:t xml:space="preserve">70 строк, все ✅</w:t>
+      </w:r>
+      <w:r>
+        <w:t xml:space="preserve"> </w:t>
+      </w:r>
+      <w:r>
+        <w:t xml:space="preserve">—</w:t>
+      </w:r>
+      <w:r>
+        <w:t xml:space="preserve"> </w:t>
+      </w:r>
+      <w:r>
+        <w:t xml:space="preserve">сервер отвечает так же, как локальная копия базы.</w:t>
+      </w:r>
+    </w:p>
+    <w:tbl>
+      <w:tblPr>
+        <w:tblStyle w:val="Table"/>
+        <w:tblW w:type="pct" w:w="5000"/>
+        <w:tblLook w:firstRow="1" w:lastRow="0" w:firstColumn="0" w:lastColumn="0" w:noHBand="0" w:noVBand="0" w:val="0020"/>
+        <w:jc w:val="start"/>
+        <w:tblBorders>
+          <w:top w:val="single" w:sz="4" w:color="B8BFCC"/>
+          <w:left w:val="single" w:sz="4" w:color="B8BFCC"/>
+          <w:bottom w:val="single" w:sz="4" w:color="B8BFCC"/>
+          <w:right w:val="single" w:sz="4" w:color="B8BFCC"/>
+          <w:insideH w:val="single" w:sz="4" w:color="B8BFCC"/>
+          <w:insideV w:val="single" w:sz="4" w:color="B8BFCC"/>
+        </w:tblBorders>
+      </w:tblPr>
+      <w:tblGrid>
+        <w:gridCol w:w="3960"/>
+        <w:gridCol w:w="3960"/>
+      </w:tblGrid>
+      <w:tr>
+        <w:trPr>
+          <w:tblHeader w:val="true"/>
+          <w:cantSplit/>
+        </w:trPr>
+        <w:tc>
+          <w:tcPr>
+            <w:shd w:val="clear" w:color="auto" w:fill="E8EDF5"/>
+          </w:tcPr>
+          <w:p>
+            <w:pPr>
+              <w:pStyle w:val="Compact"/>
+              <w:keepNext/>
+              <w:spacing w:after="40"/>
+            </w:pPr>
+          </w:p>
+        </w:tc>
+        <w:tc>
+          <w:tcPr>
+            <w:shd w:val="clear" w:color="auto" w:fill="E8EDF5"/>
+          </w:tcPr>
+          <w:p>
+            <w:pPr>
+              <w:pStyle w:val="Compact"/>
+              <w:keepNext/>
+              <w:spacing w:after="40"/>
+            </w:pPr>
+          </w:p>
+        </w:tc>
+      </w:tr>
+      <w:tr>
+        <w:trPr>
+          <w:cantSplit/>
+        </w:trPr>
+        <w:tc>
+          <w:tcPr/>
+          <w:p>
+            <w:pPr>
+              <w:pStyle w:val="Compact"/>
+              <w:keepNext/>
+              <w:spacing w:after="40"/>
+              <w:jc w:val="center"/>
+            </w:pPr>
+            <w:r>
+              <w:rPr>
+                <w:sz w:val="19"/>
+              </w:rPr>
+              <w:drawing>
+                <wp:inline>
+                  <wp:extent cx="2340000" cy="1237888"/>
+                  <wp:effectExtent b="0" l="0" r="0" t="0"/>
+                  <wp:docPr descr="Проверки 1–9" title="" id="88" name="Picture"/>
+                  <a:graphic>
+                    <a:graphicData uri="http://schemas.openxmlformats.org/drawingml/2006/picture">
+                      <pic:pic>
+                        <pic:nvPicPr>
+                          <pic:cNvPr descr="screenshots/api_check_01.png" id="89" name="Picture"/>
+                          <pic:cNvPicPr>
+                            <a:picLocks noChangeArrowheads="1" noChangeAspect="1"/>
+                          </pic:cNvPicPr>
+                        </pic:nvPicPr>
+                        <pic:blipFill>
+                          <a:blip r:embed="rId87"/>
+                          <a:stretch>
+                            <a:fillRect/>
+                          </a:stretch>
+                        </pic:blipFill>
+                        <pic:spPr bwMode="auto">
+                          <a:xfrm>
+                            <a:off x="0" y="0"/>
+                            <a:ext cx="2340000" cy="1237888"/>
+                          </a:xfrm>
+                          <a:prstGeom prst="rect">
+                            <a:avLst/>
+                          </a:prstGeom>
+                          <a:noFill/>
+                          <a:ln w="9525">
+                            <a:noFill/>
+                            <a:headEnd/>
+                            <a:tailEnd/>
+                          </a:ln>
+                        </pic:spPr>
+                      </pic:pic>
+                    </a:graphicData>
+                  </a:graphic>
+                </wp:inline>
+              </w:drawing>
+            </w:r>
+          </w:p>
+        </w:tc>
+        <w:tc>
+          <w:tcPr/>
+          <w:p>
+            <w:pPr>
+              <w:pStyle w:val="Compact"/>
+              <w:keepNext/>
+              <w:spacing w:after="40"/>
+              <w:jc w:val="center"/>
+            </w:pPr>
+            <w:r>
+              <w:rPr>
+                <w:sz w:val="19"/>
+              </w:rPr>
+              <w:drawing>
+                <wp:inline>
+                  <wp:extent cx="2340000" cy="1178530"/>
+                  <wp:effectExtent b="0" l="0" r="0" t="0"/>
+                  <wp:docPr descr="Проверки 12–20" title="" id="91" name="Picture"/>
+                  <a:graphic>
+                    <a:graphicData uri="http://schemas.openxmlformats.org/drawingml/2006/picture">
+                      <pic:pic>
+                        <pic:nvPicPr>
+                          <pic:cNvPr descr="screenshots/api_check_02.png" id="92" name="Picture"/>
+                          <pic:cNvPicPr>
+                            <a:picLocks noChangeArrowheads="1" noChangeAspect="1"/>
+                          </pic:cNvPicPr>
+                        </pic:nvPicPr>
+                        <pic:blipFill>
+                          <a:blip r:embed="rId90"/>
+                          <a:stretch>
+                            <a:fillRect/>
+                          </a:stretch>
+                        </pic:blipFill>
+                        <pic:spPr bwMode="auto">
+                          <a:xfrm>
+                            <a:off x="0" y="0"/>
+                            <a:ext cx="2340000" cy="1178530"/>
+                          </a:xfrm>
+                          <a:prstGeom prst="rect">
+                            <a:avLst/>
+                          </a:prstGeom>
+                          <a:noFill/>
+                          <a:ln w="9525">
+                            <a:noFill/>
+                            <a:headEnd/>
+                            <a:tailEnd/>
+                          </a:ln>
+                        </pic:spPr>
+                      </pic:pic>
+                    </a:graphicData>
+                  </a:graphic>
+                </wp:inline>
+              </w:drawing>
+            </w:r>
+          </w:p>
+        </w:tc>
+      </w:tr>
+      <w:tr>
+        <w:trPr>
+          <w:cantSplit/>
+        </w:trPr>
+        <w:tc>
+          <w:tcPr/>
+          <w:p>
+            <w:pPr>
+              <w:pStyle w:val="Compact"/>
+              <w:keepNext/>
+              <w:spacing w:after="40"/>
+              <w:jc w:val="center"/>
+            </w:pPr>
+            <w:r>
+              <w:rPr>
+                <w:sz w:val="19"/>
+              </w:rPr>
+              <w:drawing>
+                <wp:inline>
+                  <wp:extent cx="2340000" cy="1200563"/>
+                  <wp:effectExtent b="0" l="0" r="0" t="0"/>
+                  <wp:docPr descr="Проверки 21–29" title="" id="94" name="Picture"/>
+                  <a:graphic>
+                    <a:graphicData uri="http://schemas.openxmlformats.org/drawingml/2006/picture">
+                      <pic:pic>
+                        <pic:nvPicPr>
+                          <pic:cNvPr descr="screenshots/api_check_03.png" id="95" name="Picture"/>
+                          <pic:cNvPicPr>
+                            <a:picLocks noChangeArrowheads="1" noChangeAspect="1"/>
+                          </pic:cNvPicPr>
+                        </pic:nvPicPr>
+                        <pic:blipFill>
+                          <a:blip r:embed="rId93"/>
+                          <a:stretch>
+                            <a:fillRect/>
+                          </a:stretch>
+                        </pic:blipFill>
+                        <pic:spPr bwMode="auto">
+                          <a:xfrm>
+                            <a:off x="0" y="0"/>
+                            <a:ext cx="2340000" cy="1200563"/>
+                          </a:xfrm>
+                          <a:prstGeom prst="rect">
+                            <a:avLst/>
+                          </a:prstGeom>
+                          <a:noFill/>
+                          <a:ln w="9525">
+                            <a:noFill/>
+                            <a:headEnd/>
+                            <a:tailEnd/>
+                          </a:ln>
+                        </pic:spPr>
+                      </pic:pic>
+                    </a:graphicData>
+                  </a:graphic>
+                </wp:inline>
+              </w:drawing>
+            </w:r>
+          </w:p>
+        </w:tc>
+        <w:tc>
+          <w:tcPr/>
+          <w:p>
+            <w:pPr>
+              <w:pStyle w:val="Compact"/>
+              <w:keepNext/>
+              <w:spacing w:after="40"/>
+              <w:jc w:val="center"/>
+            </w:pPr>
+            <w:r>
+              <w:rPr>
+                <w:sz w:val="19"/>
+              </w:rPr>
+              <w:drawing>
+                <wp:inline>
+                  <wp:extent cx="2340000" cy="1196812"/>
+                  <wp:effectExtent b="0" l="0" r="0" t="0"/>
+                  <wp:docPr descr="Проверки 30–38" title="" id="97" name="Picture"/>
+                  <a:graphic>
+                    <a:graphicData uri="http://schemas.openxmlformats.org/drawingml/2006/picture">
+                      <pic:pic>
+                        <pic:nvPicPr>
+                          <pic:cNvPr descr="screenshots/api_check_04.png" id="98" name="Picture"/>
+                          <pic:cNvPicPr>
+                            <a:picLocks noChangeArrowheads="1" noChangeAspect="1"/>
+                          </pic:cNvPicPr>
+                        </pic:nvPicPr>
+                        <pic:blipFill>
+                          <a:blip r:embed="rId96"/>
+                          <a:stretch>
+                            <a:fillRect/>
+                          </a:stretch>
+                        </pic:blipFill>
+                        <pic:spPr bwMode="auto">
+                          <a:xfrm>
+                            <a:off x="0" y="0"/>
+                            <a:ext cx="2340000" cy="1196812"/>
+                          </a:xfrm>
+                          <a:prstGeom prst="rect">
+                            <a:avLst/>
+                          </a:prstGeom>
+                          <a:noFill/>
+                          <a:ln w="9525">
+                            <a:noFill/>
+                            <a:headEnd/>
+                            <a:tailEnd/>
+                          </a:ln>
+                        </pic:spPr>
+                      </pic:pic>
+                    </a:graphicData>
+                  </a:graphic>
+                </wp:inline>
+              </w:drawing>
+            </w:r>
+          </w:p>
+        </w:tc>
+      </w:tr>
+      <w:tr>
+        <w:trPr>
+          <w:cantSplit/>
+        </w:trPr>
+        <w:tc>
+          <w:tcPr/>
+          <w:p>
+            <w:pPr>
+              <w:pStyle w:val="Compact"/>
+              <w:spacing w:after="40"/>
+              <w:jc w:val="center"/>
+            </w:pPr>
+            <w:r>
+              <w:rPr>
+                <w:sz w:val="19"/>
+              </w:rPr>
+              <w:drawing>
+                <wp:inline>
+                  <wp:extent cx="2340000" cy="1302982"/>
+                  <wp:effectExtent b="0" l="0" r="0" t="0"/>
+                  <wp:docPr descr="Проверки 53–61" title="" id="100" name="Picture"/>
+                  <a:graphic>
+                    <a:graphicData uri="http://schemas.openxmlformats.org/drawingml/2006/picture">
+                      <pic:pic>
+                        <pic:nvPicPr>
+                          <pic:cNvPr descr="screenshots/api_check_05.png" id="101" name="Picture"/>
+                          <pic:cNvPicPr>
+                            <a:picLocks noChangeArrowheads="1" noChangeAspect="1"/>
+                          </pic:cNvPicPr>
+                        </pic:nvPicPr>
+                        <pic:blipFill>
+                          <a:blip r:embed="rId99"/>
+                          <a:stretch>
+                            <a:fillRect/>
+                          </a:stretch>
+                        </pic:blipFill>
+                        <pic:spPr bwMode="auto">
+                          <a:xfrm>
+                            <a:off x="0" y="0"/>
+                            <a:ext cx="2340000" cy="1302982"/>
+                          </a:xfrm>
+                          <a:prstGeom prst="rect">
+                            <a:avLst/>
+                          </a:prstGeom>
+                          <a:noFill/>
+                          <a:ln w="9525">
+                            <a:noFill/>
+                            <a:headEnd/>
+                            <a:tailEnd/>
+                          </a:ln>
+                        </pic:spPr>
+                      </pic:pic>
+                    </a:graphicData>
+                  </a:graphic>
+                </wp:inline>
+              </w:drawing>
+            </w:r>
+          </w:p>
+        </w:tc>
+        <w:tc>
+          <w:tcPr/>
+          <w:p>
+            <w:pPr>
+              <w:pStyle w:val="Compact"/>
+              <w:spacing w:after="40"/>
+              <w:jc w:val="center"/>
+            </w:pPr>
+            <w:r>
+              <w:rPr>
+                <w:sz w:val="19"/>
+              </w:rPr>
+              <w:drawing>
+                <wp:inline>
+                  <wp:extent cx="2340000" cy="1195207"/>
+                  <wp:effectExtent b="0" l="0" r="0" t="0"/>
+                  <wp:docPr descr="Проверки 62–70" title="" id="103" name="Picture"/>
+                  <a:graphic>
+                    <a:graphicData uri="http://schemas.openxmlformats.org/drawingml/2006/picture">
+                      <pic:pic>
+                        <pic:nvPicPr>
+                          <pic:cNvPr descr="screenshots/api_check_06.png" id="104" name="Picture"/>
+                          <pic:cNvPicPr>
+                            <a:picLocks noChangeArrowheads="1" noChangeAspect="1"/>
+                          </pic:cNvPicPr>
+                        </pic:nvPicPr>
+                        <pic:blipFill>
+                          <a:blip r:embed="rId102"/>
+                          <a:stretch>
+                            <a:fillRect/>
+                          </a:stretch>
+                        </pic:blipFill>
+                        <pic:spPr bwMode="auto">
+                          <a:xfrm>
+                            <a:off x="0" y="0"/>
+                            <a:ext cx="2340000" cy="1195207"/>
+                          </a:xfrm>
+                          <a:prstGeom prst="rect">
+                            <a:avLst/>
+                          </a:prstGeom>
+                          <a:noFill/>
+                          <a:ln w="9525">
+                            <a:noFill/>
+                            <a:headEnd/>
+                            <a:tailEnd/>
+                          </a:ln>
+                        </pic:spPr>
+                      </pic:pic>
+                    </a:graphicData>
+                  </a:graphic>
+                </wp:inline>
+              </w:drawing>
+            </w:r>
+          </w:p>
+        </w:tc>
+      </w:tr>
+    </w:tbl>
+    <w:bookmarkEnd w:id="105"/>
+    <w:bookmarkStart w:id="106" w:name="что-выяснилось-при-составлении-тестов"/>
+    <w:p>
+      <w:pPr>
+        <w:pStyle w:val="Heading4"/>
+      </w:pPr>
+      <w:r>
+        <w:t xml:space="preserve">Что выяснилось при составлении тестов</w:t>
+      </w:r>
+    </w:p>
+    <w:p>
+      <w:pPr>
+        <w:pStyle w:val="FirstParagraph"/>
+      </w:pPr>
+      <w:r>
+        <w:t xml:space="preserve">Сначала проверки 3 и 59 ожидали ошибку</w:t>
+      </w:r>
+      <w:r>
+        <w:t xml:space="preserve"> </w:t>
       </w:r>
       <w:r>
         <w:rPr>
           <w:rStyle w:val="VerbatimChar"/>
         </w:rPr>
-        <w:t xml:space="preserve">security invoker</w:t>
-      </w:r>
-      <w:r>
-        <w:t xml:space="preserve">), и правила RLS просто не отдают ему чужие</w:t>
-      </w:r>
-      <w:r>
-        <w:t xml:space="preserve"> </w:t>
-      </w:r>
-      <w:r>
-        <w:t xml:space="preserve">строки. Данные не утекают. Ожидание исправлено на «пустой список», а для</w:t>
+        <w:t xml:space="preserve">P0403</w:t>
+      </w:r>
+      <w:r>
+        <w:t xml:space="preserve"> </w:t>
+      </w:r>
+      <w:r>
+        <w:t xml:space="preserve">для пользователя без семьи, а сервер вернул</w:t>
+      </w:r>
+      <w:r>
+        <w:t xml:space="preserve"> </w:t>
+      </w:r>
+      <w:r>
+        <w:t xml:space="preserve">пустой список. Это не ошибка сервера, а неверное ожидание: функции</w:t>
       </w:r>
       <w:r>
         <w:t xml:space="preserve"> </w:t>
@@ -25552,6 +25954,43 @@
           <w:bCs/>
           <w:b/>
         </w:rPr>
+        <w:t xml:space="preserve">чтения</w:t>
+      </w:r>
+      <w:r>
+        <w:t xml:space="preserve"> </w:t>
+      </w:r>
+      <w:r>
+        <w:t xml:space="preserve">работают с</w:t>
+      </w:r>
+      <w:r>
+        <w:t xml:space="preserve"> </w:t>
+      </w:r>
+      <w:r>
+        <w:t xml:space="preserve">правами самого пользователя (</w:t>
+      </w:r>
+      <w:r>
+        <w:rPr>
+          <w:rStyle w:val="VerbatimChar"/>
+        </w:rPr>
+        <w:t xml:space="preserve">security invoker</w:t>
+      </w:r>
+      <w:r>
+        <w:t xml:space="preserve">), и правила RLS просто не отдают ему чужие</w:t>
+      </w:r>
+      <w:r>
+        <w:t xml:space="preserve"> </w:t>
+      </w:r>
+      <w:r>
+        <w:t xml:space="preserve">строки. Данные не утекают. Ожидание исправлено на «пустой список», а для</w:t>
+      </w:r>
+      <w:r>
+        <w:t xml:space="preserve"> </w:t>
+      </w:r>
+      <w:r>
+        <w:rPr>
+          <w:bCs/>
+          <w:b/>
+        </w:rPr>
         <w:t xml:space="preserve">записи</w:t>
       </w:r>
       <w:r>
@@ -25579,9 +26018,9 @@
         <w:t xml:space="preserve">.</w:t>
       </w:r>
     </w:p>
-    <w:bookmarkEnd w:id="87"/>
-    <w:bookmarkEnd w:id="88"/>
-    <w:bookmarkStart w:id="89" w:name="Xc9e72c2a6f4ee1993f16c9b94349e3481bcc7b6"/>
+    <w:bookmarkEnd w:id="106"/>
+    <w:bookmarkEnd w:id="107"/>
+    <w:bookmarkStart w:id="108" w:name="Xc9e72c2a6f4ee1993f16c9b94349e3481bcc7b6"/>
     <w:p>
       <w:pPr>
         <w:pStyle w:val="Heading3"/>
@@ -26324,8 +26763,8 @@
         <w:t xml:space="preserve">возвращает операции семьи вошедшего пользователя.</w:t>
       </w:r>
     </w:p>
-    <w:bookmarkEnd w:id="89"/>
-    <w:bookmarkStart w:id="90" w:name="как-повторить-проверку"/>
+    <w:bookmarkEnd w:id="108"/>
+    <w:bookmarkStart w:id="109" w:name="как-повторить-проверку"/>
     <w:p>
       <w:pPr>
         <w:pStyle w:val="Heading3"/>
@@ -26487,9 +26926,9 @@
         <w:br w:type="page"/>
       </w:r>
     </w:p>
-    <w:bookmarkEnd w:id="90"/>
-    <w:bookmarkEnd w:id="91"/>
-    <w:bookmarkStart w:id="103" w:name="приложение-д-памятка-по-отладке"/>
+    <w:bookmarkEnd w:id="109"/>
+    <w:bookmarkEnd w:id="110"/>
+    <w:bookmarkStart w:id="122" w:name="приложение-д-памятка-по-отладке"/>
     <w:p>
       <w:pPr>
         <w:pStyle w:val="Heading1"/>
@@ -26664,7 +27103,7 @@
         </w:pict>
       </w:r>
     </w:p>
-    <w:bookmarkStart w:id="92" w:name="X1d0da1a65d0fd87a0fd0b6583a7cef2c82e12e5"/>
+    <w:bookmarkStart w:id="111" w:name="X1d0da1a65d0fd87a0fd0b6583a7cef2c82e12e5"/>
     <w:p>
       <w:pPr>
         <w:pStyle w:val="Heading3"/>
@@ -26985,8 +27424,8 @@
         <w:t xml:space="preserve">— она откроет данные всем.</w:t>
       </w:r>
     </w:p>
-    <w:bookmarkEnd w:id="92"/>
-    <w:bookmarkStart w:id="93" w:name="X253a25e7642367848df1692d90b72875ae69bcc"/>
+    <w:bookmarkEnd w:id="111"/>
+    <w:bookmarkStart w:id="112" w:name="X253a25e7642367848df1692d90b72875ae69bcc"/>
     <w:p>
       <w:pPr>
         <w:pStyle w:val="Heading3"/>
@@ -27319,8 +27758,8 @@
         <w:t xml:space="preserve">строка в members. Объясни, какое условие политики не выполняется.»</w:t>
       </w:r>
     </w:p>
-    <w:bookmarkEnd w:id="93"/>
-    <w:bookmarkStart w:id="94" w:name="X28efb4e85a98d470998a2a7c880fd6a14e4c841"/>
+    <w:bookmarkEnd w:id="112"/>
+    <w:bookmarkStart w:id="113" w:name="X28efb4e85a98d470998a2a7c880fd6a14e4c841"/>
     <w:p>
       <w:pPr>
         <w:pStyle w:val="Heading3"/>
@@ -27450,8 +27889,8 @@
         <w:t xml:space="preserve">это должно быть запрещено? Если да — покажи, как вывести понятное сообщение на сайте.»</w:t>
       </w:r>
     </w:p>
-    <w:bookmarkEnd w:id="94"/>
-    <w:bookmarkStart w:id="95" w:name="X046edfb9c716fda7dd7b7c2428f57be6a110649"/>
+    <w:bookmarkEnd w:id="113"/>
+    <w:bookmarkStart w:id="114" w:name="X046edfb9c716fda7dd7b7c2428f57be6a110649"/>
     <w:p>
       <w:pPr>
         <w:pStyle w:val="Heading3"/>
@@ -27668,8 +28107,8 @@
         <w:t xml:space="preserve">ключей и порядок удаления, при котором ограничения не нарушаются.»</w:t>
       </w:r>
     </w:p>
-    <w:bookmarkEnd w:id="95"/>
-    <w:bookmarkStart w:id="96" w:name="Xec460c465e55f4de61cae09bec755111f2a2d42"/>
+    <w:bookmarkEnd w:id="114"/>
+    <w:bookmarkStart w:id="115" w:name="Xec460c465e55f4de61cae09bec755111f2a2d42"/>
     <w:p>
       <w:pPr>
         <w:pStyle w:val="Heading3"/>
@@ -27812,8 +28251,8 @@
         <w:t xml:space="preserve">понятный текст (supabaseErrors.ts), и что сравнение без учёта регистра совпадает на сайте и в базе.»</w:t>
       </w:r>
     </w:p>
-    <w:bookmarkEnd w:id="96"/>
-    <w:bookmarkStart w:id="97" w:name="X4e143c4e05b7280b16ff350562c6404b4a76b60"/>
+    <w:bookmarkEnd w:id="115"/>
+    <w:bookmarkStart w:id="116" w:name="X4e143c4e05b7280b16ff350562c6404b4a76b60"/>
     <w:p>
       <w:pPr>
         <w:pStyle w:val="Heading3"/>
@@ -28023,8 +28462,8 @@
         <w:t xml:space="preserve">найди расхождение в именах параметров.»</w:t>
       </w:r>
     </w:p>
-    <w:bookmarkEnd w:id="97"/>
-    <w:bookmarkStart w:id="98" w:name="X3f5c21df3c70d94a1b4c3522eecd078b91a5e01"/>
+    <w:bookmarkEnd w:id="116"/>
+    <w:bookmarkStart w:id="117" w:name="X3f5c21df3c70d94a1b4c3522eecd078b91a5e01"/>
     <w:p>
       <w:pPr>
         <w:pStyle w:val="Heading3"/>
@@ -28144,8 +28583,8 @@
         <w:t xml:space="preserve">восстановления сессии в AuthProvider до первых запросов?»</w:t>
       </w:r>
     </w:p>
-    <w:bookmarkEnd w:id="98"/>
-    <w:bookmarkStart w:id="99" w:name="Xc20df7baf32069eb510321f08963b5c8dde78cb"/>
+    <w:bookmarkEnd w:id="117"/>
+    <w:bookmarkStart w:id="118" w:name="Xc20df7baf32069eb510321f08963b5c8dde78cb"/>
     <w:p>
       <w:pPr>
         <w:pStyle w:val="Heading3"/>
@@ -28276,8 +28715,8 @@
         <w:t xml:space="preserve">при регистрации?»</w:t>
       </w:r>
     </w:p>
-    <w:bookmarkEnd w:id="99"/>
-    <w:bookmarkStart w:id="100" w:name="Xce3d935f08f9ff2ffddb91c123f3d33569c0720"/>
+    <w:bookmarkEnd w:id="118"/>
+    <w:bookmarkStart w:id="119" w:name="Xce3d935f08f9ff2ffddb91c123f3d33569c0720"/>
     <w:p>
       <w:pPr>
         <w:pStyle w:val="Heading3"/>
@@ -28472,8 +28911,8 @@
         <w:t xml:space="preserve">форма устаревший updated_at после автосохранения.»</w:t>
       </w:r>
     </w:p>
-    <w:bookmarkEnd w:id="100"/>
-    <w:bookmarkStart w:id="101" w:name="Xee132cc8cea7eafdf330fb75d97aa943b0aeeb1"/>
+    <w:bookmarkEnd w:id="119"/>
+    <w:bookmarkStart w:id="120" w:name="Xee132cc8cea7eafdf330fb75d97aa943b0aeeb1"/>
     <w:p>
       <w:pPr>
         <w:pStyle w:val="Heading3"/>
@@ -28743,8 +29182,8 @@
         </w:pict>
       </w:r>
     </w:p>
-    <w:bookmarkEnd w:id="101"/>
-    <w:bookmarkStart w:id="102" w:name="где-смотреть-логи-supabase"/>
+    <w:bookmarkEnd w:id="120"/>
+    <w:bookmarkStart w:id="121" w:name="где-смотреть-логи-supabase"/>
     <w:p>
       <w:pPr>
         <w:pStyle w:val="Heading3"/>
@@ -29131,8 +29570,8 @@
         <w:t xml:space="preserve">.</w:t>
       </w:r>
     </w:p>
-    <w:bookmarkEnd w:id="102"/>
-    <w:bookmarkEnd w:id="103"/>
+    <w:bookmarkEnd w:id="121"/>
+    <w:bookmarkEnd w:id="122"/>
     <w:sectPr>
       <w:pgSz w:w="11906" w:h="16838"/>
       <w:pgMar w:left="1134" w:right="1134" w:top="1134" w:bottom="1134"/>
